--- a/public/gallery/examples/project-manager/zh-hant-tw/resume.docx
+++ b/public/gallery/examples/project-manager/zh-hant-tw/resume.docx
@@ -66,7 +66,7 @@
         </w:rPr>
         <w:t xml:space="preserve">📧 </w:t>
       </w:r>
-      <w:hyperlink w:history="1" r:id="rId94hyj_ivntu2hp2lfpmyt">
+      <w:hyperlink w:history="1" r:id="rIdbmb1gc2mhu6zw5gec67mb">
         <w:r>
           <w:rPr>
             <w:sz w:val="18"/>
@@ -89,7 +89,7 @@
         </w:rPr>
         <w:t xml:space="preserve">🔗 </w:t>
       </w:r>
-      <w:hyperlink w:history="1" r:id="rId9bzq_r1kornrq33jtz1b3">
+      <w:hyperlink w:history="1" r:id="rId-v8tqpiopjtdc-qugpga1">
         <w:r>
           <w:rPr>
             <w:sz w:val="18"/>
@@ -124,7 +124,7 @@
         <w:spacing w:after="200" w:line="276"/>
         <w:jc w:val="center"/>
       </w:pPr>
-      <w:hyperlink w:history="1" r:id="rIduyk3xfgwafjd95ejg7g_0">
+      <w:hyperlink w:history="1" r:id="rId3vlx8zpkqcvv2vopebph1">
         <w:r>
           <w:rPr>
             <w:sz w:val="18"/>
@@ -140,7 +140,7 @@
         </w:rPr>
         <w:t xml:space="preserve"> • </w:t>
       </w:r>
-      <w:hyperlink w:history="1" r:id="rId6u7iddzjhm5usp2ea1lri">
+      <w:hyperlink w:history="1" r:id="rIdhln_1xqg8rmjtkboqo21u">
         <w:r>
           <w:rPr>
             <w:sz w:val="18"/>
@@ -287,7 +287,7 @@
         </w:rPr>
         <w:t xml:space="preserve">	</w:t>
       </w:r>
-      <w:hyperlink w:history="1" r:id="rId96ukdmno0i0cnu_sobe0f">
+      <w:hyperlink w:history="1" r:id="rIdfa0lsw-wvwcow2qpgy8qb">
         <w:r>
           <w:rPr>
             <w:sz w:val="18"/>
@@ -450,7 +450,7 @@
         </w:rPr>
         <w:t xml:space="preserve">	</w:t>
       </w:r>
-      <w:hyperlink w:history="1" r:id="rId71mzqs3f1hr6uk5im068m">
+      <w:hyperlink w:history="1" r:id="rId7unlcpe6ygixgocficktl">
         <w:r>
           <w:rPr>
             <w:sz w:val="18"/>
@@ -632,7 +632,7 @@
         </w:rPr>
         <w:t xml:space="preserve">	</w:t>
       </w:r>
-      <w:hyperlink w:history="1" r:id="rIdibtstyj0rkjp9ql-t5v5q">
+      <w:hyperlink w:history="1" r:id="rId5s8jir51acphdmqyozkom">
         <w:r>
           <w:rPr>
             <w:sz w:val="18"/>
@@ -795,7 +795,7 @@
         </w:rPr>
         <w:t xml:space="preserve">	</w:t>
       </w:r>
-      <w:hyperlink w:history="1" r:id="rIdte6pbf1rgd7zfyino6h7b">
+      <w:hyperlink w:history="1" r:id="rIdox8td2qewtynu3w9qsobo">
         <w:r>
           <w:rPr>
             <w:sz w:val="18"/>
@@ -1284,7 +1284,7 @@
         </w:rPr>
         <w:t xml:space="preserve">	</w:t>
       </w:r>
-      <w:hyperlink w:history="1" r:id="rIdma9eajmrkxwe2zib3c7lj">
+      <w:hyperlink w:history="1" r:id="rIds7ljtmaenqrxrrvmuujee">
         <w:r>
           <w:rPr>
             <w:sz w:val="18"/>
@@ -1350,7 +1350,7 @@
         </w:rPr>
         <w:t xml:space="preserve">	</w:t>
       </w:r>
-      <w:hyperlink w:history="1" r:id="rIdbgvt_6hl6kixfd6egexqr">
+      <w:hyperlink w:history="1" r:id="rIdgfhpmxu-4nx7raydft-3_">
         <w:r>
           <w:rPr>
             <w:sz w:val="18"/>
@@ -1416,7 +1416,7 @@
         </w:rPr>
         <w:t xml:space="preserve">	</w:t>
       </w:r>
-      <w:hyperlink w:history="1" r:id="rIdaqt3yb99j8z9g2dnnfu1o">
+      <w:hyperlink w:history="1" r:id="rIdelyi7pqnhgotjcymvno6n">
         <w:r>
           <w:rPr>
             <w:sz w:val="18"/>
@@ -1501,7 +1501,7 @@
         </w:rPr>
         <w:t xml:space="preserve">	</w:t>
       </w:r>
-      <w:hyperlink w:history="1" r:id="rId9ao0h2yswhadba4rwk2cw">
+      <w:hyperlink w:history="1" r:id="rIdy-fbmvug9kxtspihshlr0">
         <w:r>
           <w:rPr>
             <w:sz w:val="18"/>
@@ -1643,7 +1643,7 @@
         </w:rPr>
         <w:t xml:space="preserve">	</w:t>
       </w:r>
-      <w:hyperlink w:history="1" r:id="rIdjiinvlyzjepkxhru7owql">
+      <w:hyperlink w:history="1" r:id="rIdtzcddd6hcvslpimkenpdb">
         <w:r>
           <w:rPr>
             <w:sz w:val="18"/>
@@ -1787,7 +1787,7 @@
         </w:rPr>
         <w:t xml:space="preserve">	</w:t>
       </w:r>
-      <w:hyperlink w:history="1" r:id="rId-5pdrbegiatj6znls6o6o">
+      <w:hyperlink w:history="1" r:id="rIdkkob4jxiqnigkge_xqlbl">
         <w:r>
           <w:rPr>
             <w:sz w:val="18"/>
@@ -2032,7 +2032,7 @@
         </w:rPr>
         <w:t xml:space="preserve">	</w:t>
       </w:r>
-      <w:hyperlink w:history="1" r:id="rIdgybhirzipmjzbtk18c4wj">
+      <w:hyperlink w:history="1" r:id="rIdsf_2dcb8crpyorerfeoqs">
         <w:r>
           <w:rPr>
             <w:sz w:val="18"/>
